--- a/uk-cca-app-api/src/main/resources/templates/ca/england/SC_L002_Sector_MoA.docx
+++ b/uk-cca-app-api/src/main/resources/templates/ca/england/SC_L002_Sector_MoA.docx
@@ -1,6 +1,6 @@
 
 <file path=word/document.xml><?xml version="1.0" encoding="utf-8"?>
-<w:document xmlns:wpc="http://schemas.microsoft.com/office/word/2010/wordprocessingCanvas" xmlns:cx="http://schemas.microsoft.com/office/drawing/2014/chartex" xmlns:cx1="http://schemas.microsoft.com/office/drawing/2015/9/8/chartex" xmlns:cx2="http://schemas.microsoft.com/office/drawing/2015/10/21/chartex" xmlns:cx3="http://schemas.microsoft.com/office/drawing/2016/5/9/chartex" xmlns:cx4="http://schemas.microsoft.com/office/drawing/2016/5/10/chartex" xmlns:cx5="http://schemas.microsoft.com/office/drawing/2016/5/11/chartex" xmlns:cx6="http://schemas.microsoft.com/office/drawing/2016/5/12/chartex" xmlns:cx7="http://schemas.microsoft.com/office/drawing/2016/5/13/chartex" xmlns:cx8="http://schemas.microsoft.com/office/drawing/2016/5/14/chartex" xmlns:mc="http://schemas.openxmlformats.org/markup-compatibility/2006" xmlns:aink="http://schemas.microsoft.com/office/drawing/2016/ink" xmlns:am3d="http://schemas.microsoft.com/office/drawing/2017/model3d" xmlns:o="urn:schemas-microsoft-com:office:office" xmlns:oel="http://schemas.microsoft.com/office/2019/extlst" xmlns:r="http://schemas.openxmlformats.org/officeDocument/2006/relationships" xmlns:m="http://schemas.openxmlformats.org/officeDocument/2006/math" xmlns:v="urn:schemas-microsoft-com:vml" xmlns:wp14="http://schemas.microsoft.com/office/word/2010/wordprocessingDrawing" xmlns:wp="http://schemas.openxmlformats.org/drawingml/2006/wordprocessingDrawing" xmlns:w10="urn:schemas-microsoft-com:office:word" xmlns:w="http://schemas.openxmlformats.org/wordprocessingml/2006/main" xmlns:w14="http://schemas.microsoft.com/office/word/2010/wordml" xmlns:w15="http://schemas.microsoft.com/office/word/2012/wordml" xmlns:w16cex="http://schemas.microsoft.com/office/word/2018/wordml/cex" xmlns:w16cid="http://schemas.microsoft.com/office/word/2016/wordml/cid" xmlns:w16="http://schemas.microsoft.com/office/word/2018/wordml" xmlns:w16du="http://schemas.microsoft.com/office/word/2023/wordml/word16du" xmlns:w16sdtdh="http://schemas.microsoft.com/office/word/2020/wordml/sdtdatahash" xmlns:w16sdtfl="http://schemas.microsoft.com/office/word/2024/wordml/sdtformatlock" xmlns:w16se="http://schemas.microsoft.com/office/word/2015/wordml/symex" xmlns:wpg="http://schemas.microsoft.com/office/word/2010/wordprocessingGroup" xmlns:wpi="http://schemas.microsoft.com/office/word/2010/wordprocessingInk" xmlns:wne="http://schemas.microsoft.com/office/word/2006/wordml" xmlns:wps="http://schemas.microsoft.com/office/word/2010/wordprocessingShape" mc:Ignorable="w14 w15 w16se w16cid w16 w16cex w16sdtdh w16sdtfl w16du wp14">
+<w:document xmlns:wpc="http://schemas.microsoft.com/office/word/2010/wordprocessingCanvas" xmlns:cx="http://schemas.microsoft.com/office/drawing/2014/chartex" xmlns:cx1="http://schemas.microsoft.com/office/drawing/2015/9/8/chartex" xmlns:cx2="http://schemas.microsoft.com/office/drawing/2015/10/21/chartex" xmlns:cx3="http://schemas.microsoft.com/office/drawing/2016/5/9/chartex" xmlns:cx4="http://schemas.microsoft.com/office/drawing/2016/5/10/chartex" xmlns:cx5="http://schemas.microsoft.com/office/drawing/2016/5/11/chartex" xmlns:cx6="http://schemas.microsoft.com/office/drawing/2016/5/12/chartex" xmlns:cx7="http://schemas.microsoft.com/office/drawing/2016/5/13/chartex" xmlns:cx8="http://schemas.microsoft.com/office/drawing/2016/5/14/chartex" xmlns:mc="http://schemas.openxmlformats.org/markup-compatibility/2006" xmlns:aink="http://schemas.microsoft.com/office/drawing/2016/ink" xmlns:am3d="http://schemas.microsoft.com/office/drawing/2017/model3d" xmlns:o="urn:schemas-microsoft-com:office:office" xmlns:r="http://schemas.openxmlformats.org/officeDocument/2006/relationships" xmlns:m="http://schemas.openxmlformats.org/officeDocument/2006/math" xmlns:v="urn:schemas-microsoft-com:vml" xmlns:wp14="http://schemas.microsoft.com/office/word/2010/wordprocessingDrawing" xmlns:wp="http://schemas.openxmlformats.org/drawingml/2006/wordprocessingDrawing" xmlns:w10="urn:schemas-microsoft-com:office:word" xmlns:w="http://schemas.openxmlformats.org/wordprocessingml/2006/main" xmlns:w14="http://schemas.microsoft.com/office/word/2010/wordml" xmlns:w15="http://schemas.microsoft.com/office/word/2012/wordml" xmlns:w16cex="http://schemas.microsoft.com/office/word/2018/wordml/cex" xmlns:w16cid="http://schemas.microsoft.com/office/word/2016/wordml/cid" xmlns:w16="http://schemas.microsoft.com/office/word/2018/wordml" xmlns:w16sdtdh="http://schemas.microsoft.com/office/word/2020/wordml/sdtdatahash" xmlns:w16se="http://schemas.microsoft.com/office/word/2015/wordml/symex" xmlns:wpg="http://schemas.microsoft.com/office/word/2010/wordprocessingGroup" xmlns:wpi="http://schemas.microsoft.com/office/word/2010/wordprocessingInk" xmlns:wne="http://schemas.microsoft.com/office/word/2006/wordml" xmlns:wps="http://schemas.microsoft.com/office/word/2010/wordprocessingShape" mc:Ignorable="w14 w15 w16se w16cid w16 w16cex w16sdtdh wp14">
   <w:body>
     <w:p>
       <w:pPr>
@@ -15,7 +15,7 @@
           <w:noProof/>
         </w:rPr>
         <w:pict w14:anchorId="5196F871">
-          <v:rect id="_x0000_s2055" style="position:absolute;margin-left:-9pt;margin-top:6.6pt;width:548.95pt;height:41pt;z-index:1" fillcolor="#6e9426" stroked="f">
+          <v:rect id="_x0000_s1031" style="position:absolute;margin-left:-9pt;margin-top:6.6pt;width:548.95pt;height:41pt;z-index:1" fillcolor="#6e9426" stroked="f">
             <v:fill opacity="13763f"/>
             <v:textbox>
               <w:txbxContent>
@@ -577,7 +577,7 @@
                 <w:sz w:val="20"/>
                 <w:szCs w:val="20"/>
               </w:rPr>
-              <w:instrText xml:space="preserve"> MERGEFIELD  ${params.sectorAssociationName}  \* MERGEFORMAT </w:instrText>
+              <w:instrText xml:space="preserve"> MERGEFIELD  ${params.sectorLegalName}  \* MERGEFORMAT </w:instrText>
             </w:r>
             <w:r>
               <w:rPr>
@@ -598,7 +598,7 @@
                 <w:sz w:val="20"/>
                 <w:szCs w:val="20"/>
               </w:rPr>
-              <w:t>«${params.sectorAssociationName}»</w:t>
+              <w:t>«${params.sectorLegalName}»</w:t>
             </w:r>
             <w:r>
               <w:rPr>
@@ -870,7 +870,7 @@
                 <w:sz w:val="20"/>
                 <w:szCs w:val="20"/>
               </w:rPr>
-              <w:instrText xml:space="preserve"> MERGEFIELD  ${params.sectorId}  \* MERGEFORMAT </w:instrText>
+              <w:instrText xml:space="preserve"> MERGEFIELD  ${params.sectorAcronym}  \* MERGEFORMAT </w:instrText>
             </w:r>
             <w:r>
               <w:rPr>
@@ -889,7 +889,7 @@
                 <w:sz w:val="20"/>
                 <w:szCs w:val="20"/>
               </w:rPr>
-              <w:t>«${params.sectorId}»</w:t>
+              <w:t>«${params.sectorAcronym}»</w:t>
             </w:r>
             <w:r>
               <w:rPr>
@@ -2875,8 +2875,8 @@
               </w:rPr>
               <w:t xml:space="preserve">Maestro </w:t>
             </w:r>
-            <w:smartTag w:uri="urn:schemas-microsoft-com:office:smarttags" w:element="country-region">
-              <w:smartTag w:uri="urn:schemas-microsoft-com:office:smarttags" w:element="place">
+            <w:smartTag w:uri="urn:schemas-microsoft-com:office:smarttags" w:element="place">
+              <w:smartTag w:uri="urn:schemas-microsoft-com:office:smarttags" w:element="country-region">
                 <w:r>
                   <w:rPr>
                     <w:rFonts w:ascii="Arial" w:hAnsi="Arial" w:cs="Arial"/>
@@ -3713,7 +3713,7 @@
           <w:noProof/>
         </w:rPr>
         <w:pict w14:anchorId="27C5DB59">
-          <v:shape id="_x0000_s2051" type="#_x0000_t75" style="position:absolute;left:0;text-align:left;margin-left:418.8pt;margin-top:3.45pt;width:108.85pt;height:38.5pt;z-index:3">
+          <v:shape id="_x0000_s1027" type="#_x0000_t75" style="position:absolute;left:0;text-align:left;margin-left:418.8pt;margin-top:3.45pt;width:108.85pt;height:38.5pt;z-index:3">
             <v:imagedata r:id="rId22" o:title="ANd9GcQoJFn__UzlSpvSolv515eBJuww8w0YxicmzifoJDERKD31YVoDyg"/>
           </v:shape>
         </w:pict>
@@ -3724,7 +3724,7 @@
           <w:noProof/>
         </w:rPr>
         <w:pict w14:anchorId="6C7CA611">
-          <v:shape id="_x0000_s2052" type="#_x0000_t75" style="position:absolute;left:0;text-align:left;margin-left:-.05pt;margin-top:2.3pt;width:118.5pt;height:39.65pt;z-index:2">
+          <v:shape id="_x0000_s1028" type="#_x0000_t75" style="position:absolute;left:0;text-align:left;margin-left:-.05pt;margin-top:2.3pt;width:118.5pt;height:39.65pt;z-index:2">
             <v:imagedata r:id="rId23" o:title=""/>
           </v:shape>
         </w:pict>
@@ -6064,11 +6064,59 @@
           <w:sz w:val="20"/>
           <w:szCs w:val="20"/>
         </w:rPr>
+        <w:fldChar w:fldCharType="begin"/>
+      </w:r>
+      <w:r>
+        <w:rPr>
+          <w:rFonts w:ascii="Arial" w:hAnsi="Arial" w:cs="Arial"/>
+          <w:sz w:val="20"/>
+          <w:szCs w:val="20"/>
+        </w:rPr>
+        <w:instrText xml:space="preserve"> </w:instrText>
+      </w:r>
+      <w:r>
+        <w:rPr>
+          <w:rFonts w:ascii="Arial" w:hAnsi="Arial" w:cs="Arial"/>
+          <w:sz w:val="20"/>
+          <w:szCs w:val="20"/>
+        </w:rPr>
+        <w:instrText>INCLUDEPICTURE  "https://encrypted-tbn0.google.com/images?q=tbn:ANd9GcQoJFn__UzlSpvSolv515eBJuww8w0YxicmzifoJDERKD31YVoDyg" \* MERGEFORMATINET</w:instrText>
+      </w:r>
+      <w:r>
+        <w:rPr>
+          <w:rFonts w:ascii="Arial" w:hAnsi="Arial" w:cs="Arial"/>
+          <w:sz w:val="20"/>
+          <w:szCs w:val="20"/>
+        </w:rPr>
+        <w:instrText xml:space="preserve"> </w:instrText>
+      </w:r>
+      <w:r>
+        <w:rPr>
+          <w:rFonts w:ascii="Arial" w:hAnsi="Arial" w:cs="Arial"/>
+          <w:sz w:val="20"/>
+          <w:szCs w:val="20"/>
+        </w:rPr>
+        <w:fldChar w:fldCharType="separate"/>
+      </w:r>
+      <w:r>
+        <w:rPr>
+          <w:rFonts w:ascii="Arial" w:hAnsi="Arial" w:cs="Arial"/>
+          <w:sz w:val="20"/>
+          <w:szCs w:val="20"/>
+        </w:rPr>
         <w:pict w14:anchorId="34DD85D7">
           <v:shape id="_x0000_i1026" type="#_x0000_t75" style="width:108.6pt;height:38.4pt" o:bordertopcolor="this" o:borderleftcolor="this" o:borderbottomcolor="this" o:borderrightcolor="this">
             <v:imagedata r:id="rId22" r:href="rId24"/>
           </v:shape>
         </w:pict>
+      </w:r>
+      <w:r>
+        <w:rPr>
+          <w:rFonts w:ascii="Arial" w:hAnsi="Arial" w:cs="Arial"/>
+          <w:sz w:val="20"/>
+          <w:szCs w:val="20"/>
+        </w:rPr>
+        <w:fldChar w:fldCharType="end"/>
       </w:r>
       <w:r>
         <w:rPr>
@@ -6521,7 +6569,7 @@
 </file>
 
 <file path=word/endnotes.xml><?xml version="1.0" encoding="utf-8"?>
-<w:endnotes xmlns:wpc="http://schemas.microsoft.com/office/word/2010/wordprocessingCanvas" xmlns:cx="http://schemas.microsoft.com/office/drawing/2014/chartex" xmlns:cx1="http://schemas.microsoft.com/office/drawing/2015/9/8/chartex" xmlns:cx2="http://schemas.microsoft.com/office/drawing/2015/10/21/chartex" xmlns:cx3="http://schemas.microsoft.com/office/drawing/2016/5/9/chartex" xmlns:cx4="http://schemas.microsoft.com/office/drawing/2016/5/10/chartex" xmlns:cx5="http://schemas.microsoft.com/office/drawing/2016/5/11/chartex" xmlns:cx6="http://schemas.microsoft.com/office/drawing/2016/5/12/chartex" xmlns:cx7="http://schemas.microsoft.com/office/drawing/2016/5/13/chartex" xmlns:cx8="http://schemas.microsoft.com/office/drawing/2016/5/14/chartex" xmlns:mc="http://schemas.openxmlformats.org/markup-compatibility/2006" xmlns:aink="http://schemas.microsoft.com/office/drawing/2016/ink" xmlns:am3d="http://schemas.microsoft.com/office/drawing/2017/model3d" xmlns:o="urn:schemas-microsoft-com:office:office" xmlns:oel="http://schemas.microsoft.com/office/2019/extlst" xmlns:r="http://schemas.openxmlformats.org/officeDocument/2006/relationships" xmlns:m="http://schemas.openxmlformats.org/officeDocument/2006/math" xmlns:v="urn:schemas-microsoft-com:vml" xmlns:wp14="http://schemas.microsoft.com/office/word/2010/wordprocessingDrawing" xmlns:wp="http://schemas.openxmlformats.org/drawingml/2006/wordprocessingDrawing" xmlns:w10="urn:schemas-microsoft-com:office:word" xmlns:w="http://schemas.openxmlformats.org/wordprocessingml/2006/main" xmlns:w14="http://schemas.microsoft.com/office/word/2010/wordml" xmlns:w15="http://schemas.microsoft.com/office/word/2012/wordml" xmlns:w16cex="http://schemas.microsoft.com/office/word/2018/wordml/cex" xmlns:w16cid="http://schemas.microsoft.com/office/word/2016/wordml/cid" xmlns:w16="http://schemas.microsoft.com/office/word/2018/wordml" xmlns:w16du="http://schemas.microsoft.com/office/word/2023/wordml/word16du" xmlns:w16sdtdh="http://schemas.microsoft.com/office/word/2020/wordml/sdtdatahash" xmlns:w16sdtfl="http://schemas.microsoft.com/office/word/2024/wordml/sdtformatlock" xmlns:w16se="http://schemas.microsoft.com/office/word/2015/wordml/symex" xmlns:wpg="http://schemas.microsoft.com/office/word/2010/wordprocessingGroup" xmlns:wpi="http://schemas.microsoft.com/office/word/2010/wordprocessingInk" xmlns:wne="http://schemas.microsoft.com/office/word/2006/wordml" xmlns:wps="http://schemas.microsoft.com/office/word/2010/wordprocessingShape" mc:Ignorable="w14 w15 w16se w16cid w16 w16cex w16sdtdh w16sdtfl w16du wp14">
+<w:endnotes xmlns:wpc="http://schemas.microsoft.com/office/word/2010/wordprocessingCanvas" xmlns:cx="http://schemas.microsoft.com/office/drawing/2014/chartex" xmlns:cx1="http://schemas.microsoft.com/office/drawing/2015/9/8/chartex" xmlns:cx2="http://schemas.microsoft.com/office/drawing/2015/10/21/chartex" xmlns:cx3="http://schemas.microsoft.com/office/drawing/2016/5/9/chartex" xmlns:cx4="http://schemas.microsoft.com/office/drawing/2016/5/10/chartex" xmlns:cx5="http://schemas.microsoft.com/office/drawing/2016/5/11/chartex" xmlns:cx6="http://schemas.microsoft.com/office/drawing/2016/5/12/chartex" xmlns:cx7="http://schemas.microsoft.com/office/drawing/2016/5/13/chartex" xmlns:cx8="http://schemas.microsoft.com/office/drawing/2016/5/14/chartex" xmlns:mc="http://schemas.openxmlformats.org/markup-compatibility/2006" xmlns:aink="http://schemas.microsoft.com/office/drawing/2016/ink" xmlns:am3d="http://schemas.microsoft.com/office/drawing/2017/model3d" xmlns:o="urn:schemas-microsoft-com:office:office" xmlns:r="http://schemas.openxmlformats.org/officeDocument/2006/relationships" xmlns:m="http://schemas.openxmlformats.org/officeDocument/2006/math" xmlns:v="urn:schemas-microsoft-com:vml" xmlns:wp14="http://schemas.microsoft.com/office/word/2010/wordprocessingDrawing" xmlns:wp="http://schemas.openxmlformats.org/drawingml/2006/wordprocessingDrawing" xmlns:w10="urn:schemas-microsoft-com:office:word" xmlns:w="http://schemas.openxmlformats.org/wordprocessingml/2006/main" xmlns:w14="http://schemas.microsoft.com/office/word/2010/wordml" xmlns:w15="http://schemas.microsoft.com/office/word/2012/wordml" xmlns:w16cex="http://schemas.microsoft.com/office/word/2018/wordml/cex" xmlns:w16cid="http://schemas.microsoft.com/office/word/2016/wordml/cid" xmlns:w16="http://schemas.microsoft.com/office/word/2018/wordml" xmlns:w16sdtdh="http://schemas.microsoft.com/office/word/2020/wordml/sdtdatahash" xmlns:w16se="http://schemas.microsoft.com/office/word/2015/wordml/symex" xmlns:wpg="http://schemas.microsoft.com/office/word/2010/wordprocessingGroup" xmlns:wpi="http://schemas.microsoft.com/office/word/2010/wordprocessingInk" xmlns:wne="http://schemas.microsoft.com/office/word/2006/wordml" xmlns:wps="http://schemas.microsoft.com/office/word/2010/wordprocessingShape" mc:Ignorable="w14 w15 w16se w16cid w16 w16cex w16sdtdh wp14">
   <w:endnote w:type="separator" w:id="-1">
     <w:p>
       <w:r>
@@ -6540,7 +6588,7 @@
 </file>
 
 <file path=word/footer1.xml><?xml version="1.0" encoding="utf-8"?>
-<w:ftr xmlns:wpc="http://schemas.microsoft.com/office/word/2010/wordprocessingCanvas" xmlns:cx="http://schemas.microsoft.com/office/drawing/2014/chartex" xmlns:cx1="http://schemas.microsoft.com/office/drawing/2015/9/8/chartex" xmlns:cx2="http://schemas.microsoft.com/office/drawing/2015/10/21/chartex" xmlns:cx3="http://schemas.microsoft.com/office/drawing/2016/5/9/chartex" xmlns:cx4="http://schemas.microsoft.com/office/drawing/2016/5/10/chartex" xmlns:cx5="http://schemas.microsoft.com/office/drawing/2016/5/11/chartex" xmlns:cx6="http://schemas.microsoft.com/office/drawing/2016/5/12/chartex" xmlns:cx7="http://schemas.microsoft.com/office/drawing/2016/5/13/chartex" xmlns:cx8="http://schemas.microsoft.com/office/drawing/2016/5/14/chartex" xmlns:mc="http://schemas.openxmlformats.org/markup-compatibility/2006" xmlns:aink="http://schemas.microsoft.com/office/drawing/2016/ink" xmlns:am3d="http://schemas.microsoft.com/office/drawing/2017/model3d" xmlns:o="urn:schemas-microsoft-com:office:office" xmlns:oel="http://schemas.microsoft.com/office/2019/extlst" xmlns:r="http://schemas.openxmlformats.org/officeDocument/2006/relationships" xmlns:m="http://schemas.openxmlformats.org/officeDocument/2006/math" xmlns:v="urn:schemas-microsoft-com:vml" xmlns:wp14="http://schemas.microsoft.com/office/word/2010/wordprocessingDrawing" xmlns:wp="http://schemas.openxmlformats.org/drawingml/2006/wordprocessingDrawing" xmlns:w10="urn:schemas-microsoft-com:office:word" xmlns:w="http://schemas.openxmlformats.org/wordprocessingml/2006/main" xmlns:w14="http://schemas.microsoft.com/office/word/2010/wordml" xmlns:w15="http://schemas.microsoft.com/office/word/2012/wordml" xmlns:w16cex="http://schemas.microsoft.com/office/word/2018/wordml/cex" xmlns:w16cid="http://schemas.microsoft.com/office/word/2016/wordml/cid" xmlns:w16="http://schemas.microsoft.com/office/word/2018/wordml" xmlns:w16du="http://schemas.microsoft.com/office/word/2023/wordml/word16du" xmlns:w16sdtdh="http://schemas.microsoft.com/office/word/2020/wordml/sdtdatahash" xmlns:w16sdtfl="http://schemas.microsoft.com/office/word/2024/wordml/sdtformatlock" xmlns:w16se="http://schemas.microsoft.com/office/word/2015/wordml/symex" xmlns:wpg="http://schemas.microsoft.com/office/word/2010/wordprocessingGroup" xmlns:wpi="http://schemas.microsoft.com/office/word/2010/wordprocessingInk" xmlns:wne="http://schemas.microsoft.com/office/word/2006/wordml" xmlns:wps="http://schemas.microsoft.com/office/word/2010/wordprocessingShape" mc:Ignorable="w14 w15 w16se w16cid w16 w16cex w16sdtdh w16sdtfl w16du wp14">
+<w:ftr xmlns:wpc="http://schemas.microsoft.com/office/word/2010/wordprocessingCanvas" xmlns:cx="http://schemas.microsoft.com/office/drawing/2014/chartex" xmlns:cx1="http://schemas.microsoft.com/office/drawing/2015/9/8/chartex" xmlns:cx2="http://schemas.microsoft.com/office/drawing/2015/10/21/chartex" xmlns:cx3="http://schemas.microsoft.com/office/drawing/2016/5/9/chartex" xmlns:cx4="http://schemas.microsoft.com/office/drawing/2016/5/10/chartex" xmlns:cx5="http://schemas.microsoft.com/office/drawing/2016/5/11/chartex" xmlns:cx6="http://schemas.microsoft.com/office/drawing/2016/5/12/chartex" xmlns:cx7="http://schemas.microsoft.com/office/drawing/2016/5/13/chartex" xmlns:cx8="http://schemas.microsoft.com/office/drawing/2016/5/14/chartex" xmlns:mc="http://schemas.openxmlformats.org/markup-compatibility/2006" xmlns:aink="http://schemas.microsoft.com/office/drawing/2016/ink" xmlns:am3d="http://schemas.microsoft.com/office/drawing/2017/model3d" xmlns:o="urn:schemas-microsoft-com:office:office" xmlns:r="http://schemas.openxmlformats.org/officeDocument/2006/relationships" xmlns:m="http://schemas.openxmlformats.org/officeDocument/2006/math" xmlns:v="urn:schemas-microsoft-com:vml" xmlns:wp14="http://schemas.microsoft.com/office/word/2010/wordprocessingDrawing" xmlns:wp="http://schemas.openxmlformats.org/drawingml/2006/wordprocessingDrawing" xmlns:w10="urn:schemas-microsoft-com:office:word" xmlns:w="http://schemas.openxmlformats.org/wordprocessingml/2006/main" xmlns:w14="http://schemas.microsoft.com/office/word/2010/wordml" xmlns:w15="http://schemas.microsoft.com/office/word/2012/wordml" xmlns:w16cex="http://schemas.microsoft.com/office/word/2018/wordml/cex" xmlns:w16cid="http://schemas.microsoft.com/office/word/2016/wordml/cid" xmlns:w16="http://schemas.microsoft.com/office/word/2018/wordml" xmlns:w16sdtdh="http://schemas.microsoft.com/office/word/2020/wordml/sdtdatahash" xmlns:w16se="http://schemas.microsoft.com/office/word/2015/wordml/symex" xmlns:wpg="http://schemas.microsoft.com/office/word/2010/wordprocessingGroup" xmlns:wpi="http://schemas.microsoft.com/office/word/2010/wordprocessingInk" xmlns:wne="http://schemas.microsoft.com/office/word/2006/wordml" xmlns:wps="http://schemas.microsoft.com/office/word/2010/wordprocessingShape" mc:Ignorable="w14 w15 w16se w16cid w16 w16cex w16sdtdh wp14">
   <w:p>
     <w:pPr>
       <w:pStyle w:val="Footer"/>
@@ -6550,7 +6598,7 @@
 </file>
 
 <file path=word/footer2.xml><?xml version="1.0" encoding="utf-8"?>
-<w:ftr xmlns:wpc="http://schemas.microsoft.com/office/word/2010/wordprocessingCanvas" xmlns:cx="http://schemas.microsoft.com/office/drawing/2014/chartex" xmlns:cx1="http://schemas.microsoft.com/office/drawing/2015/9/8/chartex" xmlns:cx2="http://schemas.microsoft.com/office/drawing/2015/10/21/chartex" xmlns:cx3="http://schemas.microsoft.com/office/drawing/2016/5/9/chartex" xmlns:cx4="http://schemas.microsoft.com/office/drawing/2016/5/10/chartex" xmlns:cx5="http://schemas.microsoft.com/office/drawing/2016/5/11/chartex" xmlns:cx6="http://schemas.microsoft.com/office/drawing/2016/5/12/chartex" xmlns:cx7="http://schemas.microsoft.com/office/drawing/2016/5/13/chartex" xmlns:cx8="http://schemas.microsoft.com/office/drawing/2016/5/14/chartex" xmlns:mc="http://schemas.openxmlformats.org/markup-compatibility/2006" xmlns:aink="http://schemas.microsoft.com/office/drawing/2016/ink" xmlns:am3d="http://schemas.microsoft.com/office/drawing/2017/model3d" xmlns:o="urn:schemas-microsoft-com:office:office" xmlns:oel="http://schemas.microsoft.com/office/2019/extlst" xmlns:r="http://schemas.openxmlformats.org/officeDocument/2006/relationships" xmlns:m="http://schemas.openxmlformats.org/officeDocument/2006/math" xmlns:v="urn:schemas-microsoft-com:vml" xmlns:wp14="http://schemas.microsoft.com/office/word/2010/wordprocessingDrawing" xmlns:wp="http://schemas.openxmlformats.org/drawingml/2006/wordprocessingDrawing" xmlns:w10="urn:schemas-microsoft-com:office:word" xmlns:w="http://schemas.openxmlformats.org/wordprocessingml/2006/main" xmlns:w14="http://schemas.microsoft.com/office/word/2010/wordml" xmlns:w15="http://schemas.microsoft.com/office/word/2012/wordml" xmlns:w16cex="http://schemas.microsoft.com/office/word/2018/wordml/cex" xmlns:w16cid="http://schemas.microsoft.com/office/word/2016/wordml/cid" xmlns:w16="http://schemas.microsoft.com/office/word/2018/wordml" xmlns:w16du="http://schemas.microsoft.com/office/word/2023/wordml/word16du" xmlns:w16sdtdh="http://schemas.microsoft.com/office/word/2020/wordml/sdtdatahash" xmlns:w16sdtfl="http://schemas.microsoft.com/office/word/2024/wordml/sdtformatlock" xmlns:w16se="http://schemas.microsoft.com/office/word/2015/wordml/symex" xmlns:wpg="http://schemas.microsoft.com/office/word/2010/wordprocessingGroup" xmlns:wpi="http://schemas.microsoft.com/office/word/2010/wordprocessingInk" xmlns:wne="http://schemas.microsoft.com/office/word/2006/wordml" xmlns:wps="http://schemas.microsoft.com/office/word/2010/wordprocessingShape" mc:Ignorable="w14 w15 w16se w16cid w16 w16cex w16sdtdh w16sdtfl w16du wp14">
+<w:ftr xmlns:wpc="http://schemas.microsoft.com/office/word/2010/wordprocessingCanvas" xmlns:cx="http://schemas.microsoft.com/office/drawing/2014/chartex" xmlns:cx1="http://schemas.microsoft.com/office/drawing/2015/9/8/chartex" xmlns:cx2="http://schemas.microsoft.com/office/drawing/2015/10/21/chartex" xmlns:cx3="http://schemas.microsoft.com/office/drawing/2016/5/9/chartex" xmlns:cx4="http://schemas.microsoft.com/office/drawing/2016/5/10/chartex" xmlns:cx5="http://schemas.microsoft.com/office/drawing/2016/5/11/chartex" xmlns:cx6="http://schemas.microsoft.com/office/drawing/2016/5/12/chartex" xmlns:cx7="http://schemas.microsoft.com/office/drawing/2016/5/13/chartex" xmlns:cx8="http://schemas.microsoft.com/office/drawing/2016/5/14/chartex" xmlns:mc="http://schemas.openxmlformats.org/markup-compatibility/2006" xmlns:aink="http://schemas.microsoft.com/office/drawing/2016/ink" xmlns:am3d="http://schemas.microsoft.com/office/drawing/2017/model3d" xmlns:o="urn:schemas-microsoft-com:office:office" xmlns:r="http://schemas.openxmlformats.org/officeDocument/2006/relationships" xmlns:m="http://schemas.openxmlformats.org/officeDocument/2006/math" xmlns:v="urn:schemas-microsoft-com:vml" xmlns:wp14="http://schemas.microsoft.com/office/word/2010/wordprocessingDrawing" xmlns:wp="http://schemas.openxmlformats.org/drawingml/2006/wordprocessingDrawing" xmlns:w10="urn:schemas-microsoft-com:office:word" xmlns:w="http://schemas.openxmlformats.org/wordprocessingml/2006/main" xmlns:w14="http://schemas.microsoft.com/office/word/2010/wordml" xmlns:w15="http://schemas.microsoft.com/office/word/2012/wordml" xmlns:w16cex="http://schemas.microsoft.com/office/word/2018/wordml/cex" xmlns:w16cid="http://schemas.microsoft.com/office/word/2016/wordml/cid" xmlns:w16="http://schemas.microsoft.com/office/word/2018/wordml" xmlns:w16sdtdh="http://schemas.microsoft.com/office/word/2020/wordml/sdtdatahash" xmlns:w16se="http://schemas.microsoft.com/office/word/2015/wordml/symex" xmlns:wpg="http://schemas.microsoft.com/office/word/2010/wordprocessingGroup" xmlns:wpi="http://schemas.microsoft.com/office/word/2010/wordprocessingInk" xmlns:wne="http://schemas.microsoft.com/office/word/2006/wordml" xmlns:wps="http://schemas.microsoft.com/office/word/2010/wordprocessingShape" mc:Ignorable="w14 w15 w16se w16cid w16 w16cex w16sdtdh wp14">
   <w:p>
     <w:pPr>
       <w:pStyle w:val="Footer"/>
@@ -6560,7 +6608,7 @@
 </file>
 
 <file path=word/footer3.xml><?xml version="1.0" encoding="utf-8"?>
-<w:ftr xmlns:wpc="http://schemas.microsoft.com/office/word/2010/wordprocessingCanvas" xmlns:cx="http://schemas.microsoft.com/office/drawing/2014/chartex" xmlns:cx1="http://schemas.microsoft.com/office/drawing/2015/9/8/chartex" xmlns:cx2="http://schemas.microsoft.com/office/drawing/2015/10/21/chartex" xmlns:cx3="http://schemas.microsoft.com/office/drawing/2016/5/9/chartex" xmlns:cx4="http://schemas.microsoft.com/office/drawing/2016/5/10/chartex" xmlns:cx5="http://schemas.microsoft.com/office/drawing/2016/5/11/chartex" xmlns:cx6="http://schemas.microsoft.com/office/drawing/2016/5/12/chartex" xmlns:cx7="http://schemas.microsoft.com/office/drawing/2016/5/13/chartex" xmlns:cx8="http://schemas.microsoft.com/office/drawing/2016/5/14/chartex" xmlns:mc="http://schemas.openxmlformats.org/markup-compatibility/2006" xmlns:aink="http://schemas.microsoft.com/office/drawing/2016/ink" xmlns:am3d="http://schemas.microsoft.com/office/drawing/2017/model3d" xmlns:o="urn:schemas-microsoft-com:office:office" xmlns:oel="http://schemas.microsoft.com/office/2019/extlst" xmlns:r="http://schemas.openxmlformats.org/officeDocument/2006/relationships" xmlns:m="http://schemas.openxmlformats.org/officeDocument/2006/math" xmlns:v="urn:schemas-microsoft-com:vml" xmlns:wp14="http://schemas.microsoft.com/office/word/2010/wordprocessingDrawing" xmlns:wp="http://schemas.openxmlformats.org/drawingml/2006/wordprocessingDrawing" xmlns:w10="urn:schemas-microsoft-com:office:word" xmlns:w="http://schemas.openxmlformats.org/wordprocessingml/2006/main" xmlns:w14="http://schemas.microsoft.com/office/word/2010/wordml" xmlns:w15="http://schemas.microsoft.com/office/word/2012/wordml" xmlns:w16cex="http://schemas.microsoft.com/office/word/2018/wordml/cex" xmlns:w16cid="http://schemas.microsoft.com/office/word/2016/wordml/cid" xmlns:w16="http://schemas.microsoft.com/office/word/2018/wordml" xmlns:w16du="http://schemas.microsoft.com/office/word/2023/wordml/word16du" xmlns:w16sdtdh="http://schemas.microsoft.com/office/word/2020/wordml/sdtdatahash" xmlns:w16sdtfl="http://schemas.microsoft.com/office/word/2024/wordml/sdtformatlock" xmlns:w16se="http://schemas.microsoft.com/office/word/2015/wordml/symex" xmlns:wpg="http://schemas.microsoft.com/office/word/2010/wordprocessingGroup" xmlns:wpi="http://schemas.microsoft.com/office/word/2010/wordprocessingInk" xmlns:wne="http://schemas.microsoft.com/office/word/2006/wordml" xmlns:wps="http://schemas.microsoft.com/office/word/2010/wordprocessingShape" mc:Ignorable="w14 w15 w16se w16cid w16 w16cex w16sdtdh w16sdtfl w16du wp14">
+<w:ftr xmlns:wpc="http://schemas.microsoft.com/office/word/2010/wordprocessingCanvas" xmlns:cx="http://schemas.microsoft.com/office/drawing/2014/chartex" xmlns:cx1="http://schemas.microsoft.com/office/drawing/2015/9/8/chartex" xmlns:cx2="http://schemas.microsoft.com/office/drawing/2015/10/21/chartex" xmlns:cx3="http://schemas.microsoft.com/office/drawing/2016/5/9/chartex" xmlns:cx4="http://schemas.microsoft.com/office/drawing/2016/5/10/chartex" xmlns:cx5="http://schemas.microsoft.com/office/drawing/2016/5/11/chartex" xmlns:cx6="http://schemas.microsoft.com/office/drawing/2016/5/12/chartex" xmlns:cx7="http://schemas.microsoft.com/office/drawing/2016/5/13/chartex" xmlns:cx8="http://schemas.microsoft.com/office/drawing/2016/5/14/chartex" xmlns:mc="http://schemas.openxmlformats.org/markup-compatibility/2006" xmlns:aink="http://schemas.microsoft.com/office/drawing/2016/ink" xmlns:am3d="http://schemas.microsoft.com/office/drawing/2017/model3d" xmlns:o="urn:schemas-microsoft-com:office:office" xmlns:r="http://schemas.openxmlformats.org/officeDocument/2006/relationships" xmlns:m="http://schemas.openxmlformats.org/officeDocument/2006/math" xmlns:v="urn:schemas-microsoft-com:vml" xmlns:wp14="http://schemas.microsoft.com/office/word/2010/wordprocessingDrawing" xmlns:wp="http://schemas.openxmlformats.org/drawingml/2006/wordprocessingDrawing" xmlns:w10="urn:schemas-microsoft-com:office:word" xmlns:w="http://schemas.openxmlformats.org/wordprocessingml/2006/main" xmlns:w14="http://schemas.microsoft.com/office/word/2010/wordml" xmlns:w15="http://schemas.microsoft.com/office/word/2012/wordml" xmlns:w16cex="http://schemas.microsoft.com/office/word/2018/wordml/cex" xmlns:w16cid="http://schemas.microsoft.com/office/word/2016/wordml/cid" xmlns:w16="http://schemas.microsoft.com/office/word/2018/wordml" xmlns:w16sdtdh="http://schemas.microsoft.com/office/word/2020/wordml/sdtdatahash" xmlns:w16se="http://schemas.microsoft.com/office/word/2015/wordml/symex" xmlns:wpg="http://schemas.microsoft.com/office/word/2010/wordprocessingGroup" xmlns:wpi="http://schemas.microsoft.com/office/word/2010/wordprocessingInk" xmlns:wne="http://schemas.microsoft.com/office/word/2006/wordml" xmlns:wps="http://schemas.microsoft.com/office/word/2010/wordprocessingShape" mc:Ignorable="w14 w15 w16se w16cid w16 w16cex w16sdtdh wp14">
   <w:p>
     <w:pPr>
       <w:pStyle w:val="Footer"/>
@@ -6570,7 +6618,7 @@
 </file>
 
 <file path=word/footnotes.xml><?xml version="1.0" encoding="utf-8"?>
-<w:footnotes xmlns:wpc="http://schemas.microsoft.com/office/word/2010/wordprocessingCanvas" xmlns:cx="http://schemas.microsoft.com/office/drawing/2014/chartex" xmlns:cx1="http://schemas.microsoft.com/office/drawing/2015/9/8/chartex" xmlns:cx2="http://schemas.microsoft.com/office/drawing/2015/10/21/chartex" xmlns:cx3="http://schemas.microsoft.com/office/drawing/2016/5/9/chartex" xmlns:cx4="http://schemas.microsoft.com/office/drawing/2016/5/10/chartex" xmlns:cx5="http://schemas.microsoft.com/office/drawing/2016/5/11/chartex" xmlns:cx6="http://schemas.microsoft.com/office/drawing/2016/5/12/chartex" xmlns:cx7="http://schemas.microsoft.com/office/drawing/2016/5/13/chartex" xmlns:cx8="http://schemas.microsoft.com/office/drawing/2016/5/14/chartex" xmlns:mc="http://schemas.openxmlformats.org/markup-compatibility/2006" xmlns:aink="http://schemas.microsoft.com/office/drawing/2016/ink" xmlns:am3d="http://schemas.microsoft.com/office/drawing/2017/model3d" xmlns:o="urn:schemas-microsoft-com:office:office" xmlns:oel="http://schemas.microsoft.com/office/2019/extlst" xmlns:r="http://schemas.openxmlformats.org/officeDocument/2006/relationships" xmlns:m="http://schemas.openxmlformats.org/officeDocument/2006/math" xmlns:v="urn:schemas-microsoft-com:vml" xmlns:wp14="http://schemas.microsoft.com/office/word/2010/wordprocessingDrawing" xmlns:wp="http://schemas.openxmlformats.org/drawingml/2006/wordprocessingDrawing" xmlns:w10="urn:schemas-microsoft-com:office:word" xmlns:w="http://schemas.openxmlformats.org/wordprocessingml/2006/main" xmlns:w14="http://schemas.microsoft.com/office/word/2010/wordml" xmlns:w15="http://schemas.microsoft.com/office/word/2012/wordml" xmlns:w16cex="http://schemas.microsoft.com/office/word/2018/wordml/cex" xmlns:w16cid="http://schemas.microsoft.com/office/word/2016/wordml/cid" xmlns:w16="http://schemas.microsoft.com/office/word/2018/wordml" xmlns:w16du="http://schemas.microsoft.com/office/word/2023/wordml/word16du" xmlns:w16sdtdh="http://schemas.microsoft.com/office/word/2020/wordml/sdtdatahash" xmlns:w16sdtfl="http://schemas.microsoft.com/office/word/2024/wordml/sdtformatlock" xmlns:w16se="http://schemas.microsoft.com/office/word/2015/wordml/symex" xmlns:wpg="http://schemas.microsoft.com/office/word/2010/wordprocessingGroup" xmlns:wpi="http://schemas.microsoft.com/office/word/2010/wordprocessingInk" xmlns:wne="http://schemas.microsoft.com/office/word/2006/wordml" xmlns:wps="http://schemas.microsoft.com/office/word/2010/wordprocessingShape" mc:Ignorable="w14 w15 w16se w16cid w16 w16cex w16sdtdh w16sdtfl w16du wp14">
+<w:footnotes xmlns:wpc="http://schemas.microsoft.com/office/word/2010/wordprocessingCanvas" xmlns:cx="http://schemas.microsoft.com/office/drawing/2014/chartex" xmlns:cx1="http://schemas.microsoft.com/office/drawing/2015/9/8/chartex" xmlns:cx2="http://schemas.microsoft.com/office/drawing/2015/10/21/chartex" xmlns:cx3="http://schemas.microsoft.com/office/drawing/2016/5/9/chartex" xmlns:cx4="http://schemas.microsoft.com/office/drawing/2016/5/10/chartex" xmlns:cx5="http://schemas.microsoft.com/office/drawing/2016/5/11/chartex" xmlns:cx6="http://schemas.microsoft.com/office/drawing/2016/5/12/chartex" xmlns:cx7="http://schemas.microsoft.com/office/drawing/2016/5/13/chartex" xmlns:cx8="http://schemas.microsoft.com/office/drawing/2016/5/14/chartex" xmlns:mc="http://schemas.openxmlformats.org/markup-compatibility/2006" xmlns:aink="http://schemas.microsoft.com/office/drawing/2016/ink" xmlns:am3d="http://schemas.microsoft.com/office/drawing/2017/model3d" xmlns:o="urn:schemas-microsoft-com:office:office" xmlns:r="http://schemas.openxmlformats.org/officeDocument/2006/relationships" xmlns:m="http://schemas.openxmlformats.org/officeDocument/2006/math" xmlns:v="urn:schemas-microsoft-com:vml" xmlns:wp14="http://schemas.microsoft.com/office/word/2010/wordprocessingDrawing" xmlns:wp="http://schemas.openxmlformats.org/drawingml/2006/wordprocessingDrawing" xmlns:w10="urn:schemas-microsoft-com:office:word" xmlns:w="http://schemas.openxmlformats.org/wordprocessingml/2006/main" xmlns:w14="http://schemas.microsoft.com/office/word/2010/wordml" xmlns:w15="http://schemas.microsoft.com/office/word/2012/wordml" xmlns:w16cex="http://schemas.microsoft.com/office/word/2018/wordml/cex" xmlns:w16cid="http://schemas.microsoft.com/office/word/2016/wordml/cid" xmlns:w16="http://schemas.microsoft.com/office/word/2018/wordml" xmlns:w16sdtdh="http://schemas.microsoft.com/office/word/2020/wordml/sdtdatahash" xmlns:w16se="http://schemas.microsoft.com/office/word/2015/wordml/symex" xmlns:wpg="http://schemas.microsoft.com/office/word/2010/wordprocessingGroup" xmlns:wpi="http://schemas.microsoft.com/office/word/2010/wordprocessingInk" xmlns:wne="http://schemas.microsoft.com/office/word/2006/wordml" xmlns:wps="http://schemas.microsoft.com/office/word/2010/wordprocessingShape" mc:Ignorable="w14 w15 w16se w16cid w16 w16cex w16sdtdh wp14">
   <w:footnote w:type="separator" w:id="-1">
     <w:p>
       <w:r>
@@ -6589,7 +6637,7 @@
 </file>
 
 <file path=word/header1.xml><?xml version="1.0" encoding="utf-8"?>
-<w:hdr xmlns:wpc="http://schemas.microsoft.com/office/word/2010/wordprocessingCanvas" xmlns:cx="http://schemas.microsoft.com/office/drawing/2014/chartex" xmlns:cx1="http://schemas.microsoft.com/office/drawing/2015/9/8/chartex" xmlns:cx2="http://schemas.microsoft.com/office/drawing/2015/10/21/chartex" xmlns:cx3="http://schemas.microsoft.com/office/drawing/2016/5/9/chartex" xmlns:cx4="http://schemas.microsoft.com/office/drawing/2016/5/10/chartex" xmlns:cx5="http://schemas.microsoft.com/office/drawing/2016/5/11/chartex" xmlns:cx6="http://schemas.microsoft.com/office/drawing/2016/5/12/chartex" xmlns:cx7="http://schemas.microsoft.com/office/drawing/2016/5/13/chartex" xmlns:cx8="http://schemas.microsoft.com/office/drawing/2016/5/14/chartex" xmlns:mc="http://schemas.openxmlformats.org/markup-compatibility/2006" xmlns:aink="http://schemas.microsoft.com/office/drawing/2016/ink" xmlns:am3d="http://schemas.microsoft.com/office/drawing/2017/model3d" xmlns:o="urn:schemas-microsoft-com:office:office" xmlns:oel="http://schemas.microsoft.com/office/2019/extlst" xmlns:r="http://schemas.openxmlformats.org/officeDocument/2006/relationships" xmlns:m="http://schemas.openxmlformats.org/officeDocument/2006/math" xmlns:v="urn:schemas-microsoft-com:vml" xmlns:wp14="http://schemas.microsoft.com/office/word/2010/wordprocessingDrawing" xmlns:wp="http://schemas.openxmlformats.org/drawingml/2006/wordprocessingDrawing" xmlns:w10="urn:schemas-microsoft-com:office:word" xmlns:w="http://schemas.openxmlformats.org/wordprocessingml/2006/main" xmlns:w14="http://schemas.microsoft.com/office/word/2010/wordml" xmlns:w15="http://schemas.microsoft.com/office/word/2012/wordml" xmlns:w16cex="http://schemas.microsoft.com/office/word/2018/wordml/cex" xmlns:w16cid="http://schemas.microsoft.com/office/word/2016/wordml/cid" xmlns:w16="http://schemas.microsoft.com/office/word/2018/wordml" xmlns:w16du="http://schemas.microsoft.com/office/word/2023/wordml/word16du" xmlns:w16sdtdh="http://schemas.microsoft.com/office/word/2020/wordml/sdtdatahash" xmlns:w16sdtfl="http://schemas.microsoft.com/office/word/2024/wordml/sdtformatlock" xmlns:w16se="http://schemas.microsoft.com/office/word/2015/wordml/symex" xmlns:wpg="http://schemas.microsoft.com/office/word/2010/wordprocessingGroup" xmlns:wpi="http://schemas.microsoft.com/office/word/2010/wordprocessingInk" xmlns:wne="http://schemas.microsoft.com/office/word/2006/wordml" xmlns:wps="http://schemas.microsoft.com/office/word/2010/wordprocessingShape" mc:Ignorable="w14 w15 w16se w16cid w16 w16cex w16sdtdh w16sdtfl w16du wp14">
+<w:hdr xmlns:wpc="http://schemas.microsoft.com/office/word/2010/wordprocessingCanvas" xmlns:cx="http://schemas.microsoft.com/office/drawing/2014/chartex" xmlns:cx1="http://schemas.microsoft.com/office/drawing/2015/9/8/chartex" xmlns:cx2="http://schemas.microsoft.com/office/drawing/2015/10/21/chartex" xmlns:cx3="http://schemas.microsoft.com/office/drawing/2016/5/9/chartex" xmlns:cx4="http://schemas.microsoft.com/office/drawing/2016/5/10/chartex" xmlns:cx5="http://schemas.microsoft.com/office/drawing/2016/5/11/chartex" xmlns:cx6="http://schemas.microsoft.com/office/drawing/2016/5/12/chartex" xmlns:cx7="http://schemas.microsoft.com/office/drawing/2016/5/13/chartex" xmlns:cx8="http://schemas.microsoft.com/office/drawing/2016/5/14/chartex" xmlns:mc="http://schemas.openxmlformats.org/markup-compatibility/2006" xmlns:aink="http://schemas.microsoft.com/office/drawing/2016/ink" xmlns:am3d="http://schemas.microsoft.com/office/drawing/2017/model3d" xmlns:o="urn:schemas-microsoft-com:office:office" xmlns:r="http://schemas.openxmlformats.org/officeDocument/2006/relationships" xmlns:m="http://schemas.openxmlformats.org/officeDocument/2006/math" xmlns:v="urn:schemas-microsoft-com:vml" xmlns:wp14="http://schemas.microsoft.com/office/word/2010/wordprocessingDrawing" xmlns:wp="http://schemas.openxmlformats.org/drawingml/2006/wordprocessingDrawing" xmlns:w10="urn:schemas-microsoft-com:office:word" xmlns:w="http://schemas.openxmlformats.org/wordprocessingml/2006/main" xmlns:w14="http://schemas.microsoft.com/office/word/2010/wordml" xmlns:w15="http://schemas.microsoft.com/office/word/2012/wordml" xmlns:w16cex="http://schemas.microsoft.com/office/word/2018/wordml/cex" xmlns:w16cid="http://schemas.microsoft.com/office/word/2016/wordml/cid" xmlns:w16="http://schemas.microsoft.com/office/word/2018/wordml" xmlns:w16sdtdh="http://schemas.microsoft.com/office/word/2020/wordml/sdtdatahash" xmlns:w16se="http://schemas.microsoft.com/office/word/2015/wordml/symex" xmlns:wpg="http://schemas.microsoft.com/office/word/2010/wordprocessingGroup" xmlns:wpi="http://schemas.microsoft.com/office/word/2010/wordprocessingInk" xmlns:wne="http://schemas.microsoft.com/office/word/2006/wordml" xmlns:wps="http://schemas.microsoft.com/office/word/2010/wordprocessingShape" mc:Ignorable="w14 w15 w16se w16cid w16 w16cex w16sdtdh wp14">
   <w:p>
     <w:pPr>
       <w:pStyle w:val="Header"/>
@@ -6599,7 +6647,7 @@
 </file>
 
 <file path=word/header2.xml><?xml version="1.0" encoding="utf-8"?>
-<w:hdr xmlns:wpc="http://schemas.microsoft.com/office/word/2010/wordprocessingCanvas" xmlns:cx="http://schemas.microsoft.com/office/drawing/2014/chartex" xmlns:cx1="http://schemas.microsoft.com/office/drawing/2015/9/8/chartex" xmlns:cx2="http://schemas.microsoft.com/office/drawing/2015/10/21/chartex" xmlns:cx3="http://schemas.microsoft.com/office/drawing/2016/5/9/chartex" xmlns:cx4="http://schemas.microsoft.com/office/drawing/2016/5/10/chartex" xmlns:cx5="http://schemas.microsoft.com/office/drawing/2016/5/11/chartex" xmlns:cx6="http://schemas.microsoft.com/office/drawing/2016/5/12/chartex" xmlns:cx7="http://schemas.microsoft.com/office/drawing/2016/5/13/chartex" xmlns:cx8="http://schemas.microsoft.com/office/drawing/2016/5/14/chartex" xmlns:mc="http://schemas.openxmlformats.org/markup-compatibility/2006" xmlns:aink="http://schemas.microsoft.com/office/drawing/2016/ink" xmlns:am3d="http://schemas.microsoft.com/office/drawing/2017/model3d" xmlns:o="urn:schemas-microsoft-com:office:office" xmlns:oel="http://schemas.microsoft.com/office/2019/extlst" xmlns:r="http://schemas.openxmlformats.org/officeDocument/2006/relationships" xmlns:m="http://schemas.openxmlformats.org/officeDocument/2006/math" xmlns:v="urn:schemas-microsoft-com:vml" xmlns:wp14="http://schemas.microsoft.com/office/word/2010/wordprocessingDrawing" xmlns:wp="http://schemas.openxmlformats.org/drawingml/2006/wordprocessingDrawing" xmlns:w10="urn:schemas-microsoft-com:office:word" xmlns:w="http://schemas.openxmlformats.org/wordprocessingml/2006/main" xmlns:w14="http://schemas.microsoft.com/office/word/2010/wordml" xmlns:w15="http://schemas.microsoft.com/office/word/2012/wordml" xmlns:w16cex="http://schemas.microsoft.com/office/word/2018/wordml/cex" xmlns:w16cid="http://schemas.microsoft.com/office/word/2016/wordml/cid" xmlns:w16="http://schemas.microsoft.com/office/word/2018/wordml" xmlns:w16du="http://schemas.microsoft.com/office/word/2023/wordml/word16du" xmlns:w16sdtdh="http://schemas.microsoft.com/office/word/2020/wordml/sdtdatahash" xmlns:w16sdtfl="http://schemas.microsoft.com/office/word/2024/wordml/sdtformatlock" xmlns:w16se="http://schemas.microsoft.com/office/word/2015/wordml/symex" xmlns:wpg="http://schemas.microsoft.com/office/word/2010/wordprocessingGroup" xmlns:wpi="http://schemas.microsoft.com/office/word/2010/wordprocessingInk" xmlns:wne="http://schemas.microsoft.com/office/word/2006/wordml" xmlns:wps="http://schemas.microsoft.com/office/word/2010/wordprocessingShape" mc:Ignorable="w14 w15 w16se w16cid w16 w16cex w16sdtdh w16sdtfl w16du wp14">
+<w:hdr xmlns:wpc="http://schemas.microsoft.com/office/word/2010/wordprocessingCanvas" xmlns:cx="http://schemas.microsoft.com/office/drawing/2014/chartex" xmlns:cx1="http://schemas.microsoft.com/office/drawing/2015/9/8/chartex" xmlns:cx2="http://schemas.microsoft.com/office/drawing/2015/10/21/chartex" xmlns:cx3="http://schemas.microsoft.com/office/drawing/2016/5/9/chartex" xmlns:cx4="http://schemas.microsoft.com/office/drawing/2016/5/10/chartex" xmlns:cx5="http://schemas.microsoft.com/office/drawing/2016/5/11/chartex" xmlns:cx6="http://schemas.microsoft.com/office/drawing/2016/5/12/chartex" xmlns:cx7="http://schemas.microsoft.com/office/drawing/2016/5/13/chartex" xmlns:cx8="http://schemas.microsoft.com/office/drawing/2016/5/14/chartex" xmlns:mc="http://schemas.openxmlformats.org/markup-compatibility/2006" xmlns:aink="http://schemas.microsoft.com/office/drawing/2016/ink" xmlns:am3d="http://schemas.microsoft.com/office/drawing/2017/model3d" xmlns:o="urn:schemas-microsoft-com:office:office" xmlns:r="http://schemas.openxmlformats.org/officeDocument/2006/relationships" xmlns:m="http://schemas.openxmlformats.org/officeDocument/2006/math" xmlns:v="urn:schemas-microsoft-com:vml" xmlns:wp14="http://schemas.microsoft.com/office/word/2010/wordprocessingDrawing" xmlns:wp="http://schemas.openxmlformats.org/drawingml/2006/wordprocessingDrawing" xmlns:w10="urn:schemas-microsoft-com:office:word" xmlns:w="http://schemas.openxmlformats.org/wordprocessingml/2006/main" xmlns:w14="http://schemas.microsoft.com/office/word/2010/wordml" xmlns:w15="http://schemas.microsoft.com/office/word/2012/wordml" xmlns:w16cex="http://schemas.microsoft.com/office/word/2018/wordml/cex" xmlns:w16cid="http://schemas.microsoft.com/office/word/2016/wordml/cid" xmlns:w16="http://schemas.microsoft.com/office/word/2018/wordml" xmlns:w16sdtdh="http://schemas.microsoft.com/office/word/2020/wordml/sdtdatahash" xmlns:w16se="http://schemas.microsoft.com/office/word/2015/wordml/symex" xmlns:wpg="http://schemas.microsoft.com/office/word/2010/wordprocessingGroup" xmlns:wpi="http://schemas.microsoft.com/office/word/2010/wordprocessingInk" xmlns:wne="http://schemas.microsoft.com/office/word/2006/wordml" xmlns:wps="http://schemas.microsoft.com/office/word/2010/wordprocessingShape" mc:Ignorable="w14 w15 w16se w16cid w16 w16cex w16sdtdh wp14">
   <w:p>
     <w:pPr>
       <w:pStyle w:val="Header"/>
@@ -6609,7 +6657,7 @@
 </file>
 
 <file path=word/header3.xml><?xml version="1.0" encoding="utf-8"?>
-<w:hdr xmlns:wpc="http://schemas.microsoft.com/office/word/2010/wordprocessingCanvas" xmlns:cx="http://schemas.microsoft.com/office/drawing/2014/chartex" xmlns:cx1="http://schemas.microsoft.com/office/drawing/2015/9/8/chartex" xmlns:cx2="http://schemas.microsoft.com/office/drawing/2015/10/21/chartex" xmlns:cx3="http://schemas.microsoft.com/office/drawing/2016/5/9/chartex" xmlns:cx4="http://schemas.microsoft.com/office/drawing/2016/5/10/chartex" xmlns:cx5="http://schemas.microsoft.com/office/drawing/2016/5/11/chartex" xmlns:cx6="http://schemas.microsoft.com/office/drawing/2016/5/12/chartex" xmlns:cx7="http://schemas.microsoft.com/office/drawing/2016/5/13/chartex" xmlns:cx8="http://schemas.microsoft.com/office/drawing/2016/5/14/chartex" xmlns:mc="http://schemas.openxmlformats.org/markup-compatibility/2006" xmlns:aink="http://schemas.microsoft.com/office/drawing/2016/ink" xmlns:am3d="http://schemas.microsoft.com/office/drawing/2017/model3d" xmlns:o="urn:schemas-microsoft-com:office:office" xmlns:oel="http://schemas.microsoft.com/office/2019/extlst" xmlns:r="http://schemas.openxmlformats.org/officeDocument/2006/relationships" xmlns:m="http://schemas.openxmlformats.org/officeDocument/2006/math" xmlns:v="urn:schemas-microsoft-com:vml" xmlns:wp14="http://schemas.microsoft.com/office/word/2010/wordprocessingDrawing" xmlns:wp="http://schemas.openxmlformats.org/drawingml/2006/wordprocessingDrawing" xmlns:w10="urn:schemas-microsoft-com:office:word" xmlns:w="http://schemas.openxmlformats.org/wordprocessingml/2006/main" xmlns:w14="http://schemas.microsoft.com/office/word/2010/wordml" xmlns:w15="http://schemas.microsoft.com/office/word/2012/wordml" xmlns:w16cex="http://schemas.microsoft.com/office/word/2018/wordml/cex" xmlns:w16cid="http://schemas.microsoft.com/office/word/2016/wordml/cid" xmlns:w16="http://schemas.microsoft.com/office/word/2018/wordml" xmlns:w16du="http://schemas.microsoft.com/office/word/2023/wordml/word16du" xmlns:w16sdtdh="http://schemas.microsoft.com/office/word/2020/wordml/sdtdatahash" xmlns:w16sdtfl="http://schemas.microsoft.com/office/word/2024/wordml/sdtformatlock" xmlns:w16se="http://schemas.microsoft.com/office/word/2015/wordml/symex" xmlns:wpg="http://schemas.microsoft.com/office/word/2010/wordprocessingGroup" xmlns:wpi="http://schemas.microsoft.com/office/word/2010/wordprocessingInk" xmlns:wne="http://schemas.microsoft.com/office/word/2006/wordml" xmlns:wps="http://schemas.microsoft.com/office/word/2010/wordprocessingShape" mc:Ignorable="w14 w15 w16se w16cid w16 w16cex w16sdtdh w16sdtfl w16du wp14">
+<w:hdr xmlns:wpc="http://schemas.microsoft.com/office/word/2010/wordprocessingCanvas" xmlns:cx="http://schemas.microsoft.com/office/drawing/2014/chartex" xmlns:cx1="http://schemas.microsoft.com/office/drawing/2015/9/8/chartex" xmlns:cx2="http://schemas.microsoft.com/office/drawing/2015/10/21/chartex" xmlns:cx3="http://schemas.microsoft.com/office/drawing/2016/5/9/chartex" xmlns:cx4="http://schemas.microsoft.com/office/drawing/2016/5/10/chartex" xmlns:cx5="http://schemas.microsoft.com/office/drawing/2016/5/11/chartex" xmlns:cx6="http://schemas.microsoft.com/office/drawing/2016/5/12/chartex" xmlns:cx7="http://schemas.microsoft.com/office/drawing/2016/5/13/chartex" xmlns:cx8="http://schemas.microsoft.com/office/drawing/2016/5/14/chartex" xmlns:mc="http://schemas.openxmlformats.org/markup-compatibility/2006" xmlns:aink="http://schemas.microsoft.com/office/drawing/2016/ink" xmlns:am3d="http://schemas.microsoft.com/office/drawing/2017/model3d" xmlns:o="urn:schemas-microsoft-com:office:office" xmlns:r="http://schemas.openxmlformats.org/officeDocument/2006/relationships" xmlns:m="http://schemas.openxmlformats.org/officeDocument/2006/math" xmlns:v="urn:schemas-microsoft-com:vml" xmlns:wp14="http://schemas.microsoft.com/office/word/2010/wordprocessingDrawing" xmlns:wp="http://schemas.openxmlformats.org/drawingml/2006/wordprocessingDrawing" xmlns:w10="urn:schemas-microsoft-com:office:word" xmlns:w="http://schemas.openxmlformats.org/wordprocessingml/2006/main" xmlns:w14="http://schemas.microsoft.com/office/word/2010/wordml" xmlns:w15="http://schemas.microsoft.com/office/word/2012/wordml" xmlns:w16cex="http://schemas.microsoft.com/office/word/2018/wordml/cex" xmlns:w16cid="http://schemas.microsoft.com/office/word/2016/wordml/cid" xmlns:w16="http://schemas.microsoft.com/office/word/2018/wordml" xmlns:w16sdtdh="http://schemas.microsoft.com/office/word/2020/wordml/sdtdatahash" xmlns:w16se="http://schemas.microsoft.com/office/word/2015/wordml/symex" xmlns:wpg="http://schemas.microsoft.com/office/word/2010/wordprocessingGroup" xmlns:wpi="http://schemas.microsoft.com/office/word/2010/wordprocessingInk" xmlns:wne="http://schemas.microsoft.com/office/word/2006/wordml" xmlns:wps="http://schemas.microsoft.com/office/word/2010/wordprocessingShape" mc:Ignorable="w14 w15 w16se w16cid w16 w16cex w16sdtdh wp14">
   <w:p>
     <w:pPr>
       <w:pStyle w:val="Header"/>
@@ -6619,12 +6667,12 @@
 </file>
 
 <file path=word/styles.xml><?xml version="1.0" encoding="utf-8"?>
-<w:styles xmlns:mc="http://schemas.openxmlformats.org/markup-compatibility/2006" xmlns:r="http://schemas.openxmlformats.org/officeDocument/2006/relationships" xmlns:w="http://schemas.openxmlformats.org/wordprocessingml/2006/main" xmlns:w14="http://schemas.microsoft.com/office/word/2010/wordml" xmlns:w15="http://schemas.microsoft.com/office/word/2012/wordml" xmlns:w16cex="http://schemas.microsoft.com/office/word/2018/wordml/cex" xmlns:w16cid="http://schemas.microsoft.com/office/word/2016/wordml/cid" xmlns:w16="http://schemas.microsoft.com/office/word/2018/wordml" xmlns:w16du="http://schemas.microsoft.com/office/word/2023/wordml/word16du" xmlns:w16sdtdh="http://schemas.microsoft.com/office/word/2020/wordml/sdtdatahash" xmlns:w16sdtfl="http://schemas.microsoft.com/office/word/2024/wordml/sdtformatlock" xmlns:w16se="http://schemas.microsoft.com/office/word/2015/wordml/symex" mc:Ignorable="w14 w15 w16se w16cid w16 w16cex w16sdtdh w16sdtfl w16du">
+<w:styles xmlns:mc="http://schemas.openxmlformats.org/markup-compatibility/2006" xmlns:r="http://schemas.openxmlformats.org/officeDocument/2006/relationships" xmlns:w="http://schemas.openxmlformats.org/wordprocessingml/2006/main" xmlns:w14="http://schemas.microsoft.com/office/word/2010/wordml" xmlns:w15="http://schemas.microsoft.com/office/word/2012/wordml" xmlns:w16cex="http://schemas.microsoft.com/office/word/2018/wordml/cex" xmlns:w16cid="http://schemas.microsoft.com/office/word/2016/wordml/cid" xmlns:w16="http://schemas.microsoft.com/office/word/2018/wordml" xmlns:w16sdtdh="http://schemas.microsoft.com/office/word/2020/wordml/sdtdatahash" xmlns:w16se="http://schemas.microsoft.com/office/word/2015/wordml/symex" mc:Ignorable="w14 w15 w16se w16cid w16 w16cex w16sdtdh">
   <w:docDefaults>
     <w:rPrDefault>
       <w:rPr>
         <w:rFonts w:ascii="Times New Roman" w:eastAsia="Times New Roman" w:hAnsi="Times New Roman" w:cs="Times New Roman"/>
-        <w:lang w:val="en-US" w:eastAsia="en-US" w:bidi="ar-SA"/>
+        <w:lang w:val="el-GR" w:eastAsia="el-GR" w:bidi="ar-SA"/>
       </w:rPr>
     </w:rPrDefault>
     <w:pPrDefault/>
@@ -7620,34 +7668,6 @@
 </file>
 
 <file path=customXml/item1.xml><?xml version="1.0" encoding="utf-8"?>
-<p:properties xmlns:p="http://schemas.microsoft.com/office/2006/metadata/properties" xmlns:xsi="http://www.w3.org/2001/XMLSchema-instance" xmlns:pc="http://schemas.microsoft.com/office/infopath/2007/PartnerControls">
-  <documentManagement>
-    <Government_x0020_Body xmlns="b413c3fd-5a3b-4239-b985-69032e371c04">BEIS</Government_x0020_Body>
-    <Date_x0020_Opened xmlns="b413c3fd-5a3b-4239-b985-69032e371c04">2025-01-30T15:34:56+00:00</Date_x0020_Opened>
-    <LegacyData xmlns="aaacb922-5235-4a66-b188-303b9b46fbd7" xsi:nil="true"/>
-    <Descriptor xmlns="0063f72e-ace3-48fb-9c1f-5b513408b31f" xsi:nil="true"/>
-    <m975189f4ba442ecbf67d4147307b177 xmlns="faac64c1-01ff-446a-acab-2cde8bf797ec">
-      <Terms xmlns="http://schemas.microsoft.com/office/infopath/2007/PartnerControls">
-        <TermInfo xmlns="http://schemas.microsoft.com/office/infopath/2007/PartnerControls">
-          <TermName xmlns="http://schemas.microsoft.com/office/infopath/2007/PartnerControls">BEIS:Net Zero, Buildings and Industry:Industrial Energy:UK ETS Delivery</TermName>
-          <TermId xmlns="http://schemas.microsoft.com/office/infopath/2007/PartnerControls">1788b8e5-6d0a-4cde-aaf0-425d3e6d5788</TermId>
-        </TermInfo>
-      </Terms>
-    </m975189f4ba442ecbf67d4147307b177>
-    <TaxCatchAll xmlns="faac64c1-01ff-446a-acab-2cde8bf797ec">
-      <Value>1</Value>
-    </TaxCatchAll>
-    <Security_x0020_Classification xmlns="0063f72e-ace3-48fb-9c1f-5b513408b31f">OFFICIAL</Security_x0020_Classification>
-    <lcf76f155ced4ddcb4097134ff3c332f xmlns="2baed3fd-e151-4071-ba61-84ee9d9612ee">
-      <Terms xmlns="http://schemas.microsoft.com/office/infopath/2007/PartnerControls"/>
-    </lcf76f155ced4ddcb4097134ff3c332f>
-    <Retention_x0020_Label xmlns="a8f60570-4bd3-4f2b-950b-a996de8ab151" xsi:nil="true"/>
-    <Date_x0020_Closed xmlns="b413c3fd-5a3b-4239-b985-69032e371c04" xsi:nil="true"/>
-  </documentManagement>
-</p:properties>
-</file>
-
-<file path=customXml/item2.xml><?xml version="1.0" encoding="utf-8"?>
 <ct:contentTypeSchema xmlns:ct="http://schemas.microsoft.com/office/2006/metadata/contentType" xmlns:ma="http://schemas.microsoft.com/office/2006/metadata/properties/metaAttributes" ct:_="" ma:_="" ma:contentTypeName="Document" ma:contentTypeID="0x01010021FBFA0342EB724A95B4909723D26D68" ma:contentTypeVersion="26" ma:contentTypeDescription="Create a new document." ma:contentTypeScope="" ma:versionID="ce9128d41b1af608ba1c196b42a8dbd5">
   <xsd:schema xmlns:xsd="http://www.w3.org/2001/XMLSchema" xmlns:xs="http://www.w3.org/2001/XMLSchema" xmlns:p="http://schemas.microsoft.com/office/2006/metadata/properties" xmlns:ns2="faac64c1-01ff-446a-acab-2cde8bf797ec" xmlns:ns3="0063f72e-ace3-48fb-9c1f-5b513408b31f" xmlns:ns4="b413c3fd-5a3b-4239-b985-69032e371c04" xmlns:ns5="a8f60570-4bd3-4f2b-950b-a996de8ab151" xmlns:ns6="aaacb922-5235-4a66-b188-303b9b46fbd7" xmlns:ns7="2baed3fd-e151-4071-ba61-84ee9d9612ee" targetNamespace="http://schemas.microsoft.com/office/2006/metadata/properties" ma:root="true" ma:fieldsID="2a7ed604f0594f3fb732c0ca6b9e4075" ns2:_="" ns3:_="" ns4:_="" ns5:_="" ns6:_="" ns7:_="">
     <xsd:import namespace="faac64c1-01ff-446a-acab-2cde8bf797ec"/>
@@ -8014,13 +8034,36 @@
 </ct:contentTypeSchema>
 </file>
 
+<file path=customXml/item2.xml><?xml version="1.0" encoding="utf-8"?>
+<p:properties xmlns:p="http://schemas.microsoft.com/office/2006/metadata/properties" xmlns:xsi="http://www.w3.org/2001/XMLSchema-instance" xmlns:pc="http://schemas.microsoft.com/office/infopath/2007/PartnerControls">
+  <documentManagement>
+    <Government_x0020_Body xmlns="b413c3fd-5a3b-4239-b985-69032e371c04">BEIS</Government_x0020_Body>
+    <Date_x0020_Opened xmlns="b413c3fd-5a3b-4239-b985-69032e371c04">2025-01-30T15:34:56+00:00</Date_x0020_Opened>
+    <LegacyData xmlns="aaacb922-5235-4a66-b188-303b9b46fbd7" xsi:nil="true"/>
+    <Descriptor xmlns="0063f72e-ace3-48fb-9c1f-5b513408b31f" xsi:nil="true"/>
+    <m975189f4ba442ecbf67d4147307b177 xmlns="faac64c1-01ff-446a-acab-2cde8bf797ec">
+      <Terms xmlns="http://schemas.microsoft.com/office/infopath/2007/PartnerControls">
+        <TermInfo xmlns="http://schemas.microsoft.com/office/infopath/2007/PartnerControls">
+          <TermName xmlns="http://schemas.microsoft.com/office/infopath/2007/PartnerControls">BEIS:Net Zero, Buildings and Industry:Industrial Energy:UK ETS Delivery</TermName>
+          <TermId xmlns="http://schemas.microsoft.com/office/infopath/2007/PartnerControls">1788b8e5-6d0a-4cde-aaf0-425d3e6d5788</TermId>
+        </TermInfo>
+      </Terms>
+    </m975189f4ba442ecbf67d4147307b177>
+    <TaxCatchAll xmlns="faac64c1-01ff-446a-acab-2cde8bf797ec">
+      <Value>1</Value>
+    </TaxCatchAll>
+    <Security_x0020_Classification xmlns="0063f72e-ace3-48fb-9c1f-5b513408b31f">OFFICIAL</Security_x0020_Classification>
+    <lcf76f155ced4ddcb4097134ff3c332f xmlns="2baed3fd-e151-4071-ba61-84ee9d9612ee">
+      <Terms xmlns="http://schemas.microsoft.com/office/infopath/2007/PartnerControls"/>
+    </lcf76f155ced4ddcb4097134ff3c332f>
+    <Retention_x0020_Label xmlns="a8f60570-4bd3-4f2b-950b-a996de8ab151" xsi:nil="true"/>
+    <Date_x0020_Closed xmlns="b413c3fd-5a3b-4239-b985-69032e371c04" xsi:nil="true"/>
+  </documentManagement>
+</p:properties>
+</file>
+
 <file path=customXml/item3.xml><?xml version="1.0" encoding="utf-8"?>
-<?mso-contentType ?>
-<FormTemplates xmlns="http://schemas.microsoft.com/sharepoint/v3/contenttype/forms">
-  <Display>DocumentLibraryForm</Display>
-  <Edit>DocumentLibraryForm</Edit>
-  <New>DocumentLibraryForm</New>
-</FormTemplates>
+<LongProperties xmlns="http://schemas.microsoft.com/office/2006/metadata/longProperties"/>
 </file>
 
 <file path=customXml/item4.xml><?xml version="1.0" encoding="utf-8"?>
@@ -8074,25 +8117,15 @@
 </file>
 
 <file path=customXml/item5.xml><?xml version="1.0" encoding="utf-8"?>
-<LongProperties xmlns="http://schemas.microsoft.com/office/2006/metadata/longProperties"/>
+<?mso-contentType ?>
+<FormTemplates xmlns="http://schemas.microsoft.com/sharepoint/v3/contenttype/forms">
+  <Display>DocumentLibraryForm</Display>
+  <Edit>DocumentLibraryForm</Edit>
+  <New>DocumentLibraryForm</New>
+</FormTemplates>
 </file>
 
 <file path=customXml/itemProps1.xml><?xml version="1.0" encoding="utf-8"?>
-<ds:datastoreItem xmlns:ds="http://schemas.openxmlformats.org/officeDocument/2006/customXml" ds:itemID="{3842EBC8-9236-45E7-9F55-7763613FB1CA}">
-  <ds:schemaRefs>
-    <ds:schemaRef ds:uri="http://schemas.microsoft.com/office/2006/metadata/properties"/>
-    <ds:schemaRef ds:uri="http://schemas.microsoft.com/office/infopath/2007/PartnerControls"/>
-    <ds:schemaRef ds:uri="b413c3fd-5a3b-4239-b985-69032e371c04"/>
-    <ds:schemaRef ds:uri="aaacb922-5235-4a66-b188-303b9b46fbd7"/>
-    <ds:schemaRef ds:uri="0063f72e-ace3-48fb-9c1f-5b513408b31f"/>
-    <ds:schemaRef ds:uri="faac64c1-01ff-446a-acab-2cde8bf797ec"/>
-    <ds:schemaRef ds:uri="2baed3fd-e151-4071-ba61-84ee9d9612ee"/>
-    <ds:schemaRef ds:uri="a8f60570-4bd3-4f2b-950b-a996de8ab151"/>
-  </ds:schemaRefs>
-</ds:datastoreItem>
-</file>
-
-<file path=customXml/itemProps2.xml><?xml version="1.0" encoding="utf-8"?>
 <ds:datastoreItem xmlns:ds="http://schemas.openxmlformats.org/officeDocument/2006/customXml" ds:itemID="{CD8DAF99-EB09-4D9F-A032-F515DA7A4993}">
   <ds:schemaRefs>
     <ds:schemaRef ds:uri="http://schemas.microsoft.com/office/2006/metadata/contentType"/>
@@ -8115,10 +8148,25 @@
 </ds:datastoreItem>
 </file>
 
+<file path=customXml/itemProps2.xml><?xml version="1.0" encoding="utf-8"?>
+<ds:datastoreItem xmlns:ds="http://schemas.openxmlformats.org/officeDocument/2006/customXml" ds:itemID="{3842EBC8-9236-45E7-9F55-7763613FB1CA}">
+  <ds:schemaRefs>
+    <ds:schemaRef ds:uri="http://schemas.microsoft.com/office/2006/metadata/properties"/>
+    <ds:schemaRef ds:uri="http://schemas.microsoft.com/office/infopath/2007/PartnerControls"/>
+    <ds:schemaRef ds:uri="b413c3fd-5a3b-4239-b985-69032e371c04"/>
+    <ds:schemaRef ds:uri="aaacb922-5235-4a66-b188-303b9b46fbd7"/>
+    <ds:schemaRef ds:uri="0063f72e-ace3-48fb-9c1f-5b513408b31f"/>
+    <ds:schemaRef ds:uri="faac64c1-01ff-446a-acab-2cde8bf797ec"/>
+    <ds:schemaRef ds:uri="2baed3fd-e151-4071-ba61-84ee9d9612ee"/>
+    <ds:schemaRef ds:uri="a8f60570-4bd3-4f2b-950b-a996de8ab151"/>
+  </ds:schemaRefs>
+</ds:datastoreItem>
+</file>
+
 <file path=customXml/itemProps3.xml><?xml version="1.0" encoding="utf-8"?>
-<ds:datastoreItem xmlns:ds="http://schemas.openxmlformats.org/officeDocument/2006/customXml" ds:itemID="{8BFAD54D-E0D3-4186-87B8-F73B0BF18F58}">
+<ds:datastoreItem xmlns:ds="http://schemas.openxmlformats.org/officeDocument/2006/customXml" ds:itemID="{CFF0F66C-B082-4AB9-9A96-E2CC967F75DA}">
   <ds:schemaRefs>
-    <ds:schemaRef ds:uri="http://schemas.microsoft.com/sharepoint/v3/contenttype/forms"/>
+    <ds:schemaRef ds:uri="http://schemas.microsoft.com/office/2006/metadata/longProperties"/>
   </ds:schemaRefs>
 </ds:datastoreItem>
 </file>
@@ -8132,9 +8180,9 @@
 </file>
 
 <file path=customXml/itemProps5.xml><?xml version="1.0" encoding="utf-8"?>
-<ds:datastoreItem xmlns:ds="http://schemas.openxmlformats.org/officeDocument/2006/customXml" ds:itemID="{CFF0F66C-B082-4AB9-9A96-E2CC967F75DA}">
+<ds:datastoreItem xmlns:ds="http://schemas.openxmlformats.org/officeDocument/2006/customXml" ds:itemID="{8BFAD54D-E0D3-4186-87B8-F73B0BF18F58}">
   <ds:schemaRefs>
-    <ds:schemaRef ds:uri="http://schemas.microsoft.com/office/2006/metadata/longProperties"/>
+    <ds:schemaRef ds:uri="http://schemas.microsoft.com/sharepoint/v3/contenttype/forms"/>
   </ds:schemaRefs>
 </ds:datastoreItem>
 </file>